--- a/docs/システム仕様書.docx
+++ b/docs/システム仕様書.docx
@@ -70,7 +70,7 @@
           <w:sz w:val="20"/>
           <w:szCs w:val="20"/>
         </w:rPr>
-        <w:t xml:space="preserve">発行日: 2026/4/6  |  バージョン: 1.0</w:t>
+        <w:t xml:space="preserve">発行日: 2026/4/7  |  バージョン: 1.0</w:t>
       </w:r>
     </w:p>
     <w:p>
@@ -6052,6 +6052,116 @@
                 <w:sz w:val="20"/>
                 <w:szCs w:val="20"/>
               </w:rPr>
+              <w:t xml:space="preserve">/change-password</w:t>
+            </w:r>
+          </w:p>
+        </w:tc>
+        <w:tc>
+          <w:tcPr>
+            <w:tcW w:type="dxa" w:w="2000"/>
+            <w:tcBorders>
+              <w:top w:val="single" w:color="CCCCCC" w:sz="1"/>
+              <w:left w:val="single" w:color="CCCCCC" w:sz="1"/>
+              <w:bottom w:val="single" w:color="CCCCCC" w:sz="1"/>
+              <w:right w:val="single" w:color="CCCCCC" w:sz="1"/>
+            </w:tcBorders>
+            <w:tcMar>
+              <w:top w:type="dxa" w:w="60"/>
+              <w:left w:type="dxa" w:w="100"/>
+              <w:bottom w:type="dxa" w:w="60"/>
+              <w:right w:type="dxa" w:w="100"/>
+            </w:tcMar>
+          </w:tcPr>
+          <w:p>
+            <w:r>
+              <w:rPr>
+                <w:rFonts w:ascii="Hiragino Kaku Gothic ProN" w:cs="Hiragino Kaku Gothic ProN" w:eastAsia="Hiragino Kaku Gothic ProN" w:hAnsi="Hiragino Kaku Gothic ProN"/>
+                <w:sz w:val="20"/>
+                <w:szCs w:val="20"/>
+              </w:rPr>
+              <w:t xml:space="preserve">x-user-token</w:t>
+            </w:r>
+          </w:p>
+        </w:tc>
+        <w:tc>
+          <w:tcPr>
+            <w:tcW w:type="dxa" w:w="3600"/>
+            <w:tcBorders>
+              <w:top w:val="single" w:color="CCCCCC" w:sz="1"/>
+              <w:left w:val="single" w:color="CCCCCC" w:sz="1"/>
+              <w:bottom w:val="single" w:color="CCCCCC" w:sz="1"/>
+              <w:right w:val="single" w:color="CCCCCC" w:sz="1"/>
+            </w:tcBorders>
+            <w:tcMar>
+              <w:top w:type="dxa" w:w="60"/>
+              <w:left w:type="dxa" w:w="100"/>
+              <w:bottom w:type="dxa" w:w="60"/>
+              <w:right w:type="dxa" w:w="100"/>
+            </w:tcMar>
+          </w:tcPr>
+          <w:p>
+            <w:r>
+              <w:rPr>
+                <w:rFonts w:ascii="Hiragino Kaku Gothic ProN" w:cs="Hiragino Kaku Gothic ProN" w:eastAsia="Hiragino Kaku Gothic ProN" w:hAnsi="Hiragino Kaku Gothic ProN"/>
+                <w:sz w:val="20"/>
+                <w:szCs w:val="20"/>
+              </w:rPr>
+              <w:t xml:space="preserve">ユーザーパスワード変更</w:t>
+            </w:r>
+          </w:p>
+        </w:tc>
+      </w:tr>
+      <w:tr>
+        <w:tc>
+          <w:tcPr>
+            <w:tcW w:type="dxa" w:w="1200"/>
+            <w:tcBorders>
+              <w:top w:val="single" w:color="CCCCCC" w:sz="1"/>
+              <w:left w:val="single" w:color="CCCCCC" w:sz="1"/>
+              <w:bottom w:val="single" w:color="CCCCCC" w:sz="1"/>
+              <w:right w:val="single" w:color="CCCCCC" w:sz="1"/>
+            </w:tcBorders>
+            <w:tcMar>
+              <w:top w:type="dxa" w:w="60"/>
+              <w:left w:type="dxa" w:w="100"/>
+              <w:bottom w:type="dxa" w:w="60"/>
+              <w:right w:type="dxa" w:w="100"/>
+            </w:tcMar>
+          </w:tcPr>
+          <w:p>
+            <w:r>
+              <w:rPr>
+                <w:rFonts w:ascii="Hiragino Kaku Gothic ProN" w:cs="Hiragino Kaku Gothic ProN" w:eastAsia="Hiragino Kaku Gothic ProN" w:hAnsi="Hiragino Kaku Gothic ProN"/>
+                <w:sz w:val="20"/>
+                <w:szCs w:val="20"/>
+              </w:rPr>
+              <w:t xml:space="preserve">POST</w:t>
+            </w:r>
+          </w:p>
+        </w:tc>
+        <w:tc>
+          <w:tcPr>
+            <w:tcW w:type="dxa" w:w="2200"/>
+            <w:tcBorders>
+              <w:top w:val="single" w:color="CCCCCC" w:sz="1"/>
+              <w:left w:val="single" w:color="CCCCCC" w:sz="1"/>
+              <w:bottom w:val="single" w:color="CCCCCC" w:sz="1"/>
+              <w:right w:val="single" w:color="CCCCCC" w:sz="1"/>
+            </w:tcBorders>
+            <w:tcMar>
+              <w:top w:type="dxa" w:w="60"/>
+              <w:left w:type="dxa" w:w="100"/>
+              <w:bottom w:type="dxa" w:w="60"/>
+              <w:right w:type="dxa" w:w="100"/>
+            </w:tcMar>
+          </w:tcPr>
+          <w:p>
+            <w:r>
+              <w:rPr>
+                <w:rFonts w:ascii="Hiragino Kaku Gothic ProN" w:cs="Hiragino Kaku Gothic ProN" w:eastAsia="Hiragino Kaku Gothic ProN" w:hAnsi="Hiragino Kaku Gothic ProN"/>
+                <w:sz w:val="20"/>
+                <w:szCs w:val="20"/>
+              </w:rPr>
               <w:t xml:space="preserve">/admin/change-password</w:t>
             </w:r>
           </w:p>
@@ -7783,6 +7893,89 @@
                 <w:sz w:val="20"/>
                 <w:szCs w:val="20"/>
               </w:rPr>
+              <w:t xml:space="preserve">PUT</w:t>
+            </w:r>
+          </w:p>
+        </w:tc>
+        <w:tc>
+          <w:tcPr>
+            <w:tcW w:type="dxa" w:w="3000"/>
+            <w:tcBorders>
+              <w:top w:val="single" w:color="CCCCCC" w:sz="1"/>
+              <w:left w:val="single" w:color="CCCCCC" w:sz="1"/>
+              <w:bottom w:val="single" w:color="CCCCCC" w:sz="1"/>
+              <w:right w:val="single" w:color="CCCCCC" w:sz="1"/>
+            </w:tcBorders>
+            <w:tcMar>
+              <w:top w:type="dxa" w:w="60"/>
+              <w:left w:type="dxa" w:w="100"/>
+              <w:bottom w:type="dxa" w:w="60"/>
+              <w:right w:type="dxa" w:w="100"/>
+            </w:tcMar>
+          </w:tcPr>
+          <w:p>
+            <w:r>
+              <w:rPr>
+                <w:rFonts w:ascii="Hiragino Kaku Gothic ProN" w:cs="Hiragino Kaku Gothic ProN" w:eastAsia="Hiragino Kaku Gothic ProN" w:hAnsi="Hiragino Kaku Gothic ProN"/>
+                <w:sz w:val="20"/>
+                <w:szCs w:val="20"/>
+              </w:rPr>
+              <w:t xml:space="preserve">/users/:id/reset-password</w:t>
+            </w:r>
+          </w:p>
+        </w:tc>
+        <w:tc>
+          <w:tcPr>
+            <w:tcW w:type="dxa" w:w="4800"/>
+            <w:tcBorders>
+              <w:top w:val="single" w:color="CCCCCC" w:sz="1"/>
+              <w:left w:val="single" w:color="CCCCCC" w:sz="1"/>
+              <w:bottom w:val="single" w:color="CCCCCC" w:sz="1"/>
+              <w:right w:val="single" w:color="CCCCCC" w:sz="1"/>
+            </w:tcBorders>
+            <w:tcMar>
+              <w:top w:type="dxa" w:w="60"/>
+              <w:left w:type="dxa" w:w="100"/>
+              <w:bottom w:type="dxa" w:w="60"/>
+              <w:right w:type="dxa" w:w="100"/>
+            </w:tcMar>
+          </w:tcPr>
+          <w:p>
+            <w:r>
+              <w:rPr>
+                <w:rFonts w:ascii="Hiragino Kaku Gothic ProN" w:cs="Hiragino Kaku Gothic ProN" w:eastAsia="Hiragino Kaku Gothic ProN" w:hAnsi="Hiragino Kaku Gothic ProN"/>
+                <w:sz w:val="20"/>
+                <w:szCs w:val="20"/>
+              </w:rPr>
+              <w:t xml:space="preserve">ユーザーパスワードリセット</w:t>
+            </w:r>
+          </w:p>
+        </w:tc>
+      </w:tr>
+      <w:tr>
+        <w:tc>
+          <w:tcPr>
+            <w:tcW w:type="dxa" w:w="1200"/>
+            <w:tcBorders>
+              <w:top w:val="single" w:color="CCCCCC" w:sz="1"/>
+              <w:left w:val="single" w:color="CCCCCC" w:sz="1"/>
+              <w:bottom w:val="single" w:color="CCCCCC" w:sz="1"/>
+              <w:right w:val="single" w:color="CCCCCC" w:sz="1"/>
+            </w:tcBorders>
+            <w:tcMar>
+              <w:top w:type="dxa" w:w="60"/>
+              <w:left w:type="dxa" w:w="100"/>
+              <w:bottom w:type="dxa" w:w="60"/>
+              <w:right w:type="dxa" w:w="100"/>
+            </w:tcMar>
+          </w:tcPr>
+          <w:p>
+            <w:r>
+              <w:rPr>
+                <w:rFonts w:ascii="Hiragino Kaku Gothic ProN" w:cs="Hiragino Kaku Gothic ProN" w:eastAsia="Hiragino Kaku Gothic ProN" w:hAnsi="Hiragino Kaku Gothic ProN"/>
+                <w:sz w:val="20"/>
+                <w:szCs w:val="20"/>
+              </w:rPr>
               <w:t xml:space="preserve">DELETE</w:t>
             </w:r>
           </w:p>
@@ -8792,7 +8985,7 @@
           <w:sz w:val="22"/>
           <w:szCs w:val="22"/>
         </w:rPr>
-        <w:t xml:space="preserve">一般ユーザー: メールアドレスベース認証（パスワード不要）</w:t>
+        <w:t xml:space="preserve">一般ユーザー: メールアドレス + パスワード認証（bcryptハッシュ）</w:t>
       </w:r>
     </w:p>
     <w:p>
